--- a/docs/DRAFT_Tool_Technical_Documentation.docx
+++ b/docs/DRAFT_Tool_Technical_Documentation.docx
@@ -33,7 +33,7 @@
           <w:color w:val="94A3B8"/>
           <w:sz w:val="20"/>
         </w:rPr>
-        <w:t>Version 1.0  ·  Document Migration Tool</w:t>
+        <w:t>Version 2.0  ·  Document Migration Tool</w:t>
       </w:r>
     </w:p>
     <w:p>
@@ -524,7 +524,7 @@
           </w:tcPr>
           <w:p>
             <w:r>
-              <w:t>Three-step migration workflow UI</w:t>
+              <w:t>Three-step migration workflow UI (QSplitter layout)</w:t>
             </w:r>
           </w:p>
         </w:tc>
@@ -547,6 +547,28 @@
           <w:p>
             <w:r>
               <w:t>Interactive section mapping table widget</w:t>
+            </w:r>
+          </w:p>
+        </w:tc>
+      </w:tr>
+      <w:tr>
+        <w:tc>
+          <w:tcPr>
+            <w:tcW w:type="dxa" w:w="4703"/>
+          </w:tcPr>
+          <w:p>
+            <w:r>
+              <w:t>gui/mapping_visualizer.py</w:t>
+            </w:r>
+          </w:p>
+        </w:tc>
+        <w:tc>
+          <w:tcPr>
+            <w:tcW w:type="dxa" w:w="4703"/>
+          </w:tcPr>
+          <w:p>
+            <w:r>
+              <w:t>Side panel — live source→destination diagram</w:t>
             </w:r>
           </w:p>
         </w:tc>
@@ -595,6 +617,28 @@
           </w:p>
         </w:tc>
       </w:tr>
+      <w:tr>
+        <w:tc>
+          <w:tcPr>
+            <w:tcW w:type="dxa" w:w="4703"/>
+          </w:tcPr>
+          <w:p>
+            <w:r>
+              <w:t>docs/PROJECT_CONTEXT.txt</w:t>
+            </w:r>
+          </w:p>
+        </w:tc>
+        <w:tc>
+          <w:tcPr>
+            <w:tcW w:type="dxa" w:w="4703"/>
+          </w:tcPr>
+          <w:p>
+            <w:r>
+              <w:t>Full project context for resuming development</w:t>
+            </w:r>
+          </w:p>
+        </w:tc>
+      </w:tr>
     </w:tbl>
     <w:p/>
     <w:p>
@@ -1051,7 +1095,7 @@
     <w:p>
       <w:pPr/>
       <w:r>
-        <w:t>Reads a .docx file and produces a flat ordered list of Section objects. Handles heading detection via style name and XML outline level fallback, preserves paragraph-table interleave order by walking raw XML, filters blank headings, and tags image paragraphs.</w:t>
+        <w:t>Reads a .docx file and produces a flat ordered list of Section objects. Uses three heading detection strategies in priority order, preserves paragraph-table interleave order by walking raw XML, filters blank headings, and tags image paragraphs.</w:t>
       </w:r>
     </w:p>
     <w:p>
@@ -1076,7 +1120,13 @@
         <w:pStyle w:val="Heading3"/>
       </w:pPr>
       <w:r>
-        <w:t xml:space="preserve">  Key Methods</w:t>
+        <w:t xml:space="preserve">  Heading Detection — Three Strategies</w:t>
+      </w:r>
+    </w:p>
+    <w:p>
+      <w:pPr/>
+      <w:r>
+        <w:t>Strategies are tried in order for every paragraph. The first one that returns a level wins; if all three return None the paragraph is not a heading.</w:t>
       </w:r>
     </w:p>
     <w:p>
@@ -1085,7 +1135,7 @@
         <w:ind w:left="360"/>
       </w:pPr>
       <w:r>
-        <w:t>parse() → list[Section]</w:t>
+        <w:t>Strategy 1 — Style name prefix</w:t>
       </w:r>
     </w:p>
     <w:p>
@@ -1094,7 +1144,7 @@
         <w:ind w:left="720"/>
       </w:pPr>
       <w:r>
-        <w:t>Opens the document, walks all body elements in document order, and returns a list of Section objects. Must be called before accessing .document.</w:t>
+        <w:t>paragraph.style.name.lower().startswith('heading'). Extracts the trailing digit as the level. Catches all built-in Word heading styles: Heading 1, Heading 2, etc.</w:t>
       </w:r>
     </w:p>
     <w:p>
@@ -1103,7 +1153,7 @@
         <w:ind w:left="360"/>
       </w:pPr>
       <w:r>
-        <w:t>document (property)</w:t>
+        <w:t>Strategy 2 — Paragraph XML &lt;w:outlineLvl&gt;</w:t>
       </w:r>
     </w:p>
     <w:p>
@@ -1112,7 +1162,7 @@
         <w:ind w:left="720"/>
       </w:pPr>
       <w:r>
-        <w:t>Returns the underlying python-docx Document object. Available after parse(). The ContentMigrator reads this to access the source document directly.</w:t>
+        <w:t>Reads the &lt;w:pPr&gt;&lt;w:outlineLvl w:val='N'&gt; element directly from the paragraph XML. val is 0-indexed; add 1 for the level. Catches custom-named styles where each paragraph has its outline level set explicitly.</w:t>
       </w:r>
     </w:p>
     <w:p>
@@ -1121,7 +1171,7 @@
         <w:ind w:left="360"/>
       </w:pPr>
       <w:r>
-        <w:t>_get_body_elements_in_order()</w:t>
+        <w:t>Strategy 3 — Style inheritance chain (basedOn walk)</w:t>
       </w:r>
     </w:p>
     <w:p>
@@ -1130,7 +1180,15 @@
         <w:ind w:left="720"/>
       </w:pPr>
       <w:r>
-        <w:t>Returns all paragraphs and tables in their true interleaved order by iterating the raw XML body children and mapping each to its python-docx object. This is necessary because python-docx exposes paragraphs and tables as separate flat lists, losing their relative order.</w:t>
+        <w:t>_heading_level_from_style_chain() walks current.base_style repeatedly (guarded against circular chains via a visited-id set). At each ancestor checks both the ancestor style name and its style-definition &lt;w:outlineLvl&gt;. Catches custom styles like P_Heading_1_numbered that inherit from Heading 1 via Word's 'Style based on' setting but have neither a 'heading' name nor per-paragraph outline level. Previously a gap that caused entire documents to appear sectionless when custom heading styles were used.</w:t>
+      </w:r>
+    </w:p>
+    <w:p>
+      <w:pPr>
+        <w:pStyle w:val="Heading3"/>
+      </w:pPr>
+      <w:r>
+        <w:t xml:space="preserve">  Key Methods</w:t>
       </w:r>
     </w:p>
     <w:p>
@@ -1139,7 +1197,7 @@
         <w:ind w:left="360"/>
       </w:pPr>
       <w:r>
-        <w:t>_get_heading_level(paragraph) → Optional[int]</w:t>
+        <w:t>parse() → list[Section]</w:t>
       </w:r>
     </w:p>
     <w:p>
@@ -1148,7 +1206,7 @@
         <w:ind w:left="720"/>
       </w:pPr>
       <w:r>
-        <w:t>Checks the paragraph style name first ('Heading 1', 'Heading 2', …). Falls back to the XML &lt;w:outlineLvl&gt; attribute for documents using custom style names. Returns None for non-heading paragraphs.</w:t>
+        <w:t>Opens the document, walks all body elements in document order, and returns a list of Section objects. Must be called before accessing .document.</w:t>
       </w:r>
     </w:p>
     <w:p>
@@ -1157,7 +1215,7 @@
         <w:ind w:left="360"/>
       </w:pPr>
       <w:r>
-        <w:t>_paragraph_contains_image(paragraph) → bool</w:t>
+        <w:t>document (property)</w:t>
       </w:r>
     </w:p>
     <w:p>
@@ -1166,29 +1224,7 @@
         <w:ind w:left="720"/>
       </w:pPr>
       <w:r>
-        <w:t>Checks each run for a &lt;w:drawing&gt; XML child element to detect inline images.</w:t>
-      </w:r>
-    </w:p>
-    <w:p>
-      <w:pPr>
-        <w:pStyle w:val="Heading2"/>
-      </w:pPr>
-      <w:r>
-        <w:t>4.2 AutoMapper  —  core/auto_mapper.py</w:t>
-      </w:r>
-    </w:p>
-    <w:p>
-      <w:pPr/>
-      <w:r>
-        <w:t>Matches each source section to the best available destination section using two-step scoring: exact normalized title match (score 1.0) or rapidfuzz token_sort_ratio. Produces a list of MappingResult objects with confidence scores, top suggestions, and frozen original state.</w:t>
-      </w:r>
-    </w:p>
-    <w:p>
-      <w:pPr>
-        <w:pStyle w:val="Heading3"/>
-      </w:pPr>
-      <w:r>
-        <w:t xml:space="preserve">  Thresholds</w:t>
+        <w:t>Returns the underlying python-docx Document object. Available after parse(). The ContentMigrator reads this to access the source document directly.</w:t>
       </w:r>
     </w:p>
     <w:p>
@@ -1197,7 +1233,16 @@
         <w:ind w:left="360"/>
       </w:pPr>
       <w:r>
-        <w:t>AUTO_THRESHOLD = 0.90 — matches at or above are accepted automatically (green)</w:t>
+        <w:t>_get_body_elements_in_order()</w:t>
+      </w:r>
+    </w:p>
+    <w:p>
+      <w:pPr>
+        <w:pStyle w:val="ListBullet"/>
+        <w:ind w:left="720"/>
+      </w:pPr>
+      <w:r>
+        <w:t>Returns all paragraphs and tables in their true interleaved order by iterating the raw XML body children and mapping each to its python-docx object. Necessary because python-docx exposes paragraphs and tables as separate flat lists.</w:t>
       </w:r>
     </w:p>
     <w:p>
@@ -1206,7 +1251,16 @@
         <w:ind w:left="360"/>
       </w:pPr>
       <w:r>
-        <w:t>REVIEW_THRESHOLD = 0.65 — matches in range [0.65, 0.90) need user review (yellow)</w:t>
+        <w:t>_get_heading_level(paragraph) → Optional[int]</w:t>
+      </w:r>
+    </w:p>
+    <w:p>
+      <w:pPr>
+        <w:pStyle w:val="ListBullet"/>
+        <w:ind w:left="720"/>
+      </w:pPr>
+      <w:r>
+        <w:t>Runs the three detection strategies in sequence. Returns the heading level (1–6) from the first strategy that matches, or None for non-heading paragraphs.</w:t>
       </w:r>
     </w:p>
     <w:p>
@@ -1215,7 +1269,16 @@
         <w:ind w:left="360"/>
       </w:pPr>
       <w:r>
-        <w:t>SUGGESTION_MIN_SCORE = 0.30 — minimum score for a candidate to appear in the dropdown suggestions</w:t>
+        <w:t>_heading_level_from_style_chain(style) → Optional[int]</w:t>
+      </w:r>
+    </w:p>
+    <w:p>
+      <w:pPr>
+        <w:pStyle w:val="ListBullet"/>
+        <w:ind w:left="720"/>
+      </w:pPr>
+      <w:r>
+        <w:t>Strategy 3 implementation. Walks the basedOn ancestry chain checking each ancestor style's name and pPr/outlineLvl. Uses a visited-id set to guard against malformed circular basedOn references.</w:t>
       </w:r>
     </w:p>
     <w:p>
@@ -1224,7 +1287,30 @@
         <w:ind w:left="360"/>
       </w:pPr>
       <w:r>
-        <w:t>DEFAULT_TOP_N_SUGGESTIONS = 3 — maximum number of suggestions shown per row</w:t>
+        <w:t>_paragraph_contains_image(paragraph) → bool</w:t>
+      </w:r>
+    </w:p>
+    <w:p>
+      <w:pPr>
+        <w:pStyle w:val="ListBullet"/>
+        <w:ind w:left="720"/>
+      </w:pPr>
+      <w:r>
+        <w:t>Checks each run for a &lt;w:drawing&gt; XML child element to detect inline images.</w:t>
+      </w:r>
+    </w:p>
+    <w:p>
+      <w:pPr>
+        <w:pStyle w:val="Heading2"/>
+      </w:pPr>
+      <w:r>
+        <w:t>4.2 AutoMapper  —  core/auto_mapper.py</w:t>
+      </w:r>
+    </w:p>
+    <w:p>
+      <w:pPr/>
+      <w:r>
+        <w:t>Matches each source section to the best available destination section using two-step scoring: exact normalized title match (score 1.0) or rapidfuzz token_sort_ratio. Produces a list of MappingResult objects with confidence scores, top suggestions, and frozen original state.</w:t>
       </w:r>
     </w:p>
     <w:p>
@@ -1232,7 +1318,7 @@
         <w:pStyle w:val="Heading3"/>
       </w:pPr>
       <w:r>
-        <w:t xml:space="preserve">  Key Methods</w:t>
+        <w:t xml:space="preserve">  Thresholds</w:t>
       </w:r>
     </w:p>
     <w:p>
@@ -1241,6 +1327,50 @@
         <w:ind w:left="360"/>
       </w:pPr>
       <w:r>
+        <w:t>AUTO_THRESHOLD = 0.90 — matches at or above are accepted automatically (green)</w:t>
+      </w:r>
+    </w:p>
+    <w:p>
+      <w:pPr>
+        <w:pStyle w:val="ListBullet"/>
+        <w:ind w:left="360"/>
+      </w:pPr>
+      <w:r>
+        <w:t>REVIEW_THRESHOLD = 0.65 — matches in range [0.65, 0.90) need user review (yellow)</w:t>
+      </w:r>
+    </w:p>
+    <w:p>
+      <w:pPr>
+        <w:pStyle w:val="ListBullet"/>
+        <w:ind w:left="360"/>
+      </w:pPr>
+      <w:r>
+        <w:t>SUGGESTION_MIN_SCORE = 0.30 — minimum score for a candidate to appear in the dropdown suggestions</w:t>
+      </w:r>
+    </w:p>
+    <w:p>
+      <w:pPr>
+        <w:pStyle w:val="ListBullet"/>
+        <w:ind w:left="360"/>
+      </w:pPr>
+      <w:r>
+        <w:t>DEFAULT_TOP_N_SUGGESTIONS = 3 — maximum number of suggestions shown per row</w:t>
+      </w:r>
+    </w:p>
+    <w:p>
+      <w:pPr>
+        <w:pStyle w:val="Heading3"/>
+      </w:pPr>
+      <w:r>
+        <w:t xml:space="preserve">  Key Methods</w:t>
+      </w:r>
+    </w:p>
+    <w:p>
+      <w:pPr>
+        <w:pStyle w:val="ListBullet"/>
+        <w:ind w:left="360"/>
+      </w:pPr>
+      <w:r>
         <w:t>run() → list[MappingResult]</w:t>
       </w:r>
     </w:p>
@@ -1829,7 +1959,7 @@
     <w:p>
       <w:pPr/>
       <w:r>
-        <w:t>Hosts the QTabWidget with HorizontalTabBar. Minimum size 960×860 px. Centers itself on the primary screen. Loads app_icon.ico from assets/. Currently contains one tab (Document Migration). Adding a new tab requires only one addTab() call in _build_ui() — no other files need changes.</w:t>
+        <w:t>Hosts the QTabWidget with HorizontalTabBar. Default window size is screen-percentage based: 88% of screen width × 90% of screen height, capped at screen minus 20/40 px to keep a sliver of desktop visible. Hard minimum: 860×600 px (reduced from the earlier 960×860 to accommodate 13-14 inch laptop displays). Centers itself on the primary screen. Loads app_icon.ico from assets/. Currently contains one tab (Document Migration). Adding a new tab requires only one addTab() call in _build_ui().</w:t>
       </w:r>
     </w:p>
     <w:p>
@@ -1843,7 +1973,7 @@
     <w:p>
       <w:pPr/>
       <w:r>
-        <w:t>The full Document Migration workflow — three step groups in a vertical layout plus a status bar. All application state lives here.</w:t>
+        <w:t>The full Document Migration workflow — three step groups plus a status bar. Uses a QSplitter(Horizontal) layout so the Mapping Visualization side panel can share space with the main content. The status bar sits outside the splitter so it always spans the full window width.</w:t>
       </w:r>
     </w:p>
     <w:p>
@@ -1851,7 +1981,13 @@
         <w:pStyle w:val="Heading3"/>
       </w:pPr>
       <w:r>
-        <w:t xml:space="preserve">  State Fields</w:t>
+        <w:t xml:space="preserve">  Layout Structure</w:t>
+      </w:r>
+    </w:p>
+    <w:p>
+      <w:pPr/>
+      <w:r>
+        <w:t>Outer QVBoxLayout contains:</w:t>
       </w:r>
     </w:p>
     <w:p>
@@ -1860,7 +1996,25 @@
         <w:ind w:left="360"/>
       </w:pPr>
       <w:r>
-        <w:t>_source_file_path / _dest_file_path — Paths selected by the user in Step 1</w:t>
+        <w:t>QSplitter (Horizontal, handleWidth=1, both panes non-collapsible)</w:t>
+      </w:r>
+    </w:p>
+    <w:p>
+      <w:pPr>
+        <w:pStyle w:val="ListBullet"/>
+        <w:ind w:left="720"/>
+      </w:pPr>
+      <w:r>
+        <w:t>Left pane — content_widget with Steps 1, 2, 3 in a QVBoxLayout</w:t>
+      </w:r>
+    </w:p>
+    <w:p>
+      <w:pPr>
+        <w:pStyle w:val="ListBullet"/>
+        <w:ind w:left="720"/>
+      </w:pPr>
+      <w:r>
+        <w:t>Right pane — MappingVisualizerWidget (hidden by default)</w:t>
       </w:r>
     </w:p>
     <w:p>
@@ -1869,7 +2023,15 @@
         <w:ind w:left="360"/>
       </w:pPr>
       <w:r>
-        <w:t>_dest_sections — List of destination Section objects from the last analysis</w:t>
+        <w:t>Status bar QFrame (32px, dark navy) — outside the splitter, always full-width</w:t>
+      </w:r>
+    </w:p>
+    <w:p>
+      <w:pPr>
+        <w:pStyle w:val="Heading3"/>
+      </w:pPr>
+      <w:r>
+        <w:t xml:space="preserve">  State Fields</w:t>
       </w:r>
     </w:p>
     <w:p>
@@ -1878,7 +2040,7 @@
         <w:ind w:left="360"/>
       </w:pPr>
       <w:r>
-        <w:t>_mapping_results — Current list of MappingResult objects</w:t>
+        <w:t>_source_file_path / _dest_file_path — Paths selected by the user in Step 1</w:t>
       </w:r>
     </w:p>
     <w:p>
@@ -1887,7 +2049,7 @@
         <w:ind w:left="360"/>
       </w:pPr>
       <w:r>
-        <w:t>_source_parser / _dest_parser — Kept after analysis; re-parsed fresh at migration time</w:t>
+        <w:t>_dest_sections — List of destination Section objects from the last analysis</w:t>
       </w:r>
     </w:p>
     <w:p>
@@ -1896,7 +2058,7 @@
         <w:ind w:left="360"/>
       </w:pPr>
       <w:r>
-        <w:t>_user_acknowledged_unmapped_sections — Flag for the unmapped acknowledgement checkbox</w:t>
+        <w:t>_mapping_results — Current list of MappingResult objects</w:t>
       </w:r>
     </w:p>
     <w:p>
@@ -1905,71 +2067,7 @@
         <w:ind w:left="360"/>
       </w:pPr>
       <w:r>
-        <w:t>_current_status_counts — Latest count dict from MappingTableWidget.countChanged</w:t>
-      </w:r>
-    </w:p>
-    <w:p>
-      <w:pPr>
-        <w:pStyle w:val="Heading3"/>
-      </w:pPr>
-      <w:r>
-        <w:t xml:space="preserve">  Step Lock Logic</w:t>
-      </w:r>
-    </w:p>
-    <w:p>
-      <w:pPr/>
-      <w:r>
-        <w:t>Step 2 and Step 3 start locked (disabled). Step 2 unlocks when analysis completes. Step 3 unlocks at the same time but shows a ⚠ caution icon (not 🔒) because migration is allowed even with unmapped sections — the user just needs to check the acknowledgement checkbox.</w:t>
-      </w:r>
-    </w:p>
-    <w:p>
-      <w:pPr>
-        <w:pStyle w:val="Heading3"/>
-      </w:pPr>
-      <w:r>
-        <w:t xml:space="preserve">  Mapping Profiles</w:t>
-      </w:r>
-    </w:p>
-    <w:p>
-      <w:pPr/>
-      <w:r>
-        <w:t>Save Profile captures the current mapping table state to a JSON file (version 1 format: {version, created_at, mappings: [{source_title, dest_title, migration_mode}]}). Load Profile applies a saved file to the current table. Matching is by exact source_title. If the recorded destination no longer exists in the current template, the row is left unchanged. After applying a profile the table is repopulated from scratch so all visual state updates correctly.</w:t>
-      </w:r>
-    </w:p>
-    <w:p>
-      <w:pPr>
-        <w:pStyle w:val="Heading3"/>
-      </w:pPr>
-      <w:r>
-        <w:t xml:space="preserve">  Migration Flow</w:t>
-      </w:r>
-    </w:p>
-    <w:p>
-      <w:pPr/>
-      <w:r>
-        <w:t>On Run Migration: validates output folder/filename, checks for file overwrite, re-parses both documents fresh, builds ContentMigrator and MigrationReportExporter, starts MigrateWorker. On completion shows a summary dialog with counts of migrated/skipped/unmapped sections and an 'Open Output File' button that opens the file in the OS default application.</w:t>
-      </w:r>
-    </w:p>
-    <w:p>
-      <w:pPr>
-        <w:pStyle w:val="Heading2"/>
-      </w:pPr>
-      <w:r>
-        <w:t>5.3 mapping_table.py</w:t>
-      </w:r>
-    </w:p>
-    <w:p>
-      <w:pPr/>
-      <w:r>
-        <w:t>Composite widget containing filter radio buttons and the five-column mapping table. Emits countChanged(dict) whenever any mapping changes.</w:t>
-      </w:r>
-    </w:p>
-    <w:p>
-      <w:pPr>
-        <w:pStyle w:val="Heading3"/>
-      </w:pPr>
-      <w:r>
-        <w:t xml:space="preserve">  Table Columns</w:t>
+        <w:t>_source_parser / _dest_parser — Kept after analysis; re-parsed fresh at migration time</w:t>
       </w:r>
     </w:p>
     <w:p>
@@ -1978,7 +2076,7 @@
         <w:ind w:left="360"/>
       </w:pPr>
       <w:r>
-        <w:t>Source Section (stretch) — Source section title; level-1 headings are bold</w:t>
+        <w:t>_user_acknowledged_unmapped_sections — Flag for the unmapped acknowledgement checkbox</w:t>
       </w:r>
     </w:p>
     <w:p>
@@ -1987,7 +2085,7 @@
         <w:ind w:left="360"/>
       </w:pPr>
       <w:r>
-        <w:t>Destination Section (stretch) — Searchable, editable combo with sentinels, suggestions, and full section list</w:t>
+        <w:t>_current_status_counts — Latest count dict from MappingTableWidget.countChanged</w:t>
       </w:r>
     </w:p>
     <w:p>
@@ -1996,7 +2094,7 @@
         <w:ind w:left="360"/>
       </w:pPr>
       <w:r>
-        <w:t>Mode (110 px fixed) — Migration mode combo: Append / Prepend / Replace</w:t>
+        <w:t>_visualizer_panel — MappingVisualizerWidget instance in the splitter's right pane</w:t>
       </w:r>
     </w:p>
     <w:p>
@@ -2005,7 +2103,85 @@
         <w:ind w:left="360"/>
       </w:pPr>
       <w:r>
-        <w:t>Match (52 px fixed) — Confidence score display (e.g. '87%') or '–'</w:t>
+        <w:t>_visualize_button — Checkable QPushButton that toggles the visualizer panel</w:t>
+      </w:r>
+    </w:p>
+    <w:p>
+      <w:pPr>
+        <w:pStyle w:val="Heading3"/>
+      </w:pPr>
+      <w:r>
+        <w:t xml:space="preserve">  Step Lock Logic</w:t>
+      </w:r>
+    </w:p>
+    <w:p>
+      <w:pPr/>
+      <w:r>
+        <w:t>Step 2 and Step 3 start locked (disabled). Step 2 unlocks when analysis completes. Step 3 unlocks at the same time but shows a ⚠ caution icon (not 🔒) because migration is allowed even with unmapped sections — the user just needs to check the acknowledgement checkbox.</w:t>
+      </w:r>
+    </w:p>
+    <w:p>
+      <w:pPr>
+        <w:pStyle w:val="Heading3"/>
+      </w:pPr>
+      <w:r>
+        <w:t xml:space="preserve">  Mapping Profiles</w:t>
+      </w:r>
+    </w:p>
+    <w:p>
+      <w:pPr/>
+      <w:r>
+        <w:t>Save Profile captures the current mapping table state to a JSON file (version 1 format: {version, created_at, mappings: [{source_title, dest_title, migration_mode}]}). Load Profile applies a saved file to the current table. Matching is by exact source_title. If the recorded destination no longer exists in the current template, the row is left unchanged. After applying a profile the table is repopulated from scratch so all visual state updates correctly.</w:t>
+      </w:r>
+    </w:p>
+    <w:p>
+      <w:pPr>
+        <w:pStyle w:val="Heading3"/>
+      </w:pPr>
+      <w:r>
+        <w:t xml:space="preserve">  Visualize Mapping Toggle</w:t>
+      </w:r>
+    </w:p>
+    <w:p>
+      <w:pPr/>
+      <w:r>
+        <w:t>The '🗺 Visualize Mapping' checkable button is placed below the mapping table in Step 2. When clicked on: seeds the visualizer panel with current results, makes it visible, sets the splitter to a 60/40 split. When clicked off: hides the panel. Every mapping change (countChanged signal) pushes a live update to the panel when it is open. Locking Step 2 resets the toggle and hides the panel.</w:t>
+      </w:r>
+    </w:p>
+    <w:p>
+      <w:pPr>
+        <w:pStyle w:val="Heading3"/>
+      </w:pPr>
+      <w:r>
+        <w:t xml:space="preserve">  Migration Flow</w:t>
+      </w:r>
+    </w:p>
+    <w:p>
+      <w:pPr/>
+      <w:r>
+        <w:t>On Run Migration: validates output folder/filename, checks for file overwrite, re-parses both documents fresh, builds ContentMigrator and MigrationReportExporter, starts MigrateWorker. On completion shows a summary dialog with counts of migrated/skipped/unmapped sections and an 'Open Output File' button that opens the file in the OS default application.</w:t>
+      </w:r>
+    </w:p>
+    <w:p>
+      <w:pPr>
+        <w:pStyle w:val="Heading2"/>
+      </w:pPr>
+      <w:r>
+        <w:t>5.3 mapping_table.py</w:t>
+      </w:r>
+    </w:p>
+    <w:p>
+      <w:pPr/>
+      <w:r>
+        <w:t>Composite widget containing filter radio buttons and the five-column mapping table. Emits countChanged(dict) whenever any mapping changes.</w:t>
+      </w:r>
+    </w:p>
+    <w:p>
+      <w:pPr>
+        <w:pStyle w:val="Heading3"/>
+      </w:pPr>
+      <w:r>
+        <w:t xml:space="preserve">  Table Columns</w:t>
       </w:r>
     </w:p>
     <w:p>
@@ -2014,21 +2190,7 @@
         <w:ind w:left="360"/>
       </w:pPr>
       <w:r>
-        <w:t>Status (60 px fixed) — Status icon emoji</w:t>
-      </w:r>
-    </w:p>
-    <w:p>
-      <w:pPr>
-        <w:pStyle w:val="Heading3"/>
-      </w:pPr>
-      <w:r>
-        <w:t xml:space="preserve">  Destination Combo Structure</w:t>
-      </w:r>
-    </w:p>
-    <w:p>
-      <w:pPr/>
-      <w:r>
-        <w:t>Each destination combo contains items in this fixed order:</w:t>
+        <w:t>Source Section (stretch) — Source section title; level-1 headings are bold</w:t>
       </w:r>
     </w:p>
     <w:p>
@@ -2037,7 +2199,7 @@
         <w:ind w:left="360"/>
       </w:pPr>
       <w:r>
-        <w:t>[0] 'Unmapped' (sentinel value −1)</w:t>
+        <w:t>Destination Section (stretch) — Searchable, editable combo with sentinels, suggestions, and full section list</w:t>
       </w:r>
     </w:p>
     <w:p>
@@ -2046,7 +2208,7 @@
         <w:ind w:left="360"/>
       </w:pPr>
       <w:r>
-        <w:t>[1] Separator</w:t>
+        <w:t>Mode (110 px fixed) — Migration mode combo: Append / Prepend / Replace</w:t>
       </w:r>
     </w:p>
     <w:p>
@@ -2055,7 +2217,7 @@
         <w:ind w:left="360"/>
       </w:pPr>
       <w:r>
-        <w:t>[2] '⏭  Skip this section' (sentinel value −2)</w:t>
+        <w:t>Match (52 px fixed) — Confidence score display (e.g. '87%') or '–'</w:t>
       </w:r>
     </w:p>
     <w:p>
@@ -2064,7 +2226,21 @@
         <w:ind w:left="360"/>
       </w:pPr>
       <w:r>
-        <w:t>[3] Separator</w:t>
+        <w:t>Status (60 px fixed) — Status icon emoji</w:t>
+      </w:r>
+    </w:p>
+    <w:p>
+      <w:pPr>
+        <w:pStyle w:val="Heading3"/>
+      </w:pPr>
+      <w:r>
+        <w:t xml:space="preserve">  Destination Combo Structure</w:t>
+      </w:r>
+    </w:p>
+    <w:p>
+      <w:pPr/>
+      <w:r>
+        <w:t>Each destination combo contains items in this fixed order:</w:t>
       </w:r>
     </w:p>
     <w:p>
@@ -2073,7 +2249,7 @@
         <w:ind w:left="360"/>
       </w:pPr>
       <w:r>
-        <w:t>[4..N] ✨ Suggestion items (0–3, dynamically inserted with section index as data)</w:t>
+        <w:t>[0] 'Unmapped' (sentinel value −1)</w:t>
       </w:r>
     </w:p>
     <w:p>
@@ -2082,7 +2258,7 @@
         <w:ind w:left="360"/>
       </w:pPr>
       <w:r>
-        <w:t>[N+1] Separator (only if suggestions exist)</w:t>
+        <w:t>[1] Separator</w:t>
       </w:r>
     </w:p>
     <w:p>
@@ -2091,6 +2267,42 @@
         <w:ind w:left="360"/>
       </w:pPr>
       <w:r>
+        <w:t>[2] '⏭  Skip this section' (sentinel value −2)</w:t>
+      </w:r>
+    </w:p>
+    <w:p>
+      <w:pPr>
+        <w:pStyle w:val="ListBullet"/>
+        <w:ind w:left="360"/>
+      </w:pPr>
+      <w:r>
+        <w:t>[3] Separator</w:t>
+      </w:r>
+    </w:p>
+    <w:p>
+      <w:pPr>
+        <w:pStyle w:val="ListBullet"/>
+        <w:ind w:left="360"/>
+      </w:pPr>
+      <w:r>
+        <w:t>[4..N] ✨ Suggestion items (0–3, dynamically inserted with section index as data)</w:t>
+      </w:r>
+    </w:p>
+    <w:p>
+      <w:pPr>
+        <w:pStyle w:val="ListBullet"/>
+        <w:ind w:left="360"/>
+      </w:pPr>
+      <w:r>
+        <w:t>[N+1] Separator (only if suggestions exist)</w:t>
+      </w:r>
+    </w:p>
+    <w:p>
+      <w:pPr>
+        <w:pStyle w:val="ListBullet"/>
+        <w:ind w:left="360"/>
+      </w:pPr>
+      <w:r>
         <w:t>[N+2..end] Full destination section list (section index as data, heading level for indentation)</w:t>
       </w:r>
     </w:p>
@@ -2127,7 +2339,198 @@
         <w:pStyle w:val="Heading2"/>
       </w:pPr>
       <w:r>
-        <w:t>5.4 widgets.py</w:t>
+        <w:t>5.4 mapping_visualizer.py</w:t>
+      </w:r>
+    </w:p>
+    <w:p>
+      <w:pPr/>
+      <w:r>
+        <w:t>Side panel that renders a live diagram of the current section mappings. Toggled open/closed by the 'Visualize Mapping' button in Step 2. Displays ALL sections from both documents — not just mapped ones — so the user can see the full picture of what is and is not connected.</w:t>
+      </w:r>
+    </w:p>
+    <w:p>
+      <w:pPr>
+        <w:pStyle w:val="Heading3"/>
+      </w:pPr>
+      <w:r>
+        <w:t xml:space="preserve">  MappingVisualizerWidget(QWidget)</w:t>
+      </w:r>
+    </w:p>
+    <w:p>
+      <w:pPr/>
+      <w:r>
+        <w:t>Container widget. Layout: QScrollArea (stretch=1) + pinned legend bar (32px). The legend bar has a light #f8fafc background and shows the color key (Mapped / Review / Unmapped / Skipped) centered horizontally. It is always visible regardless of scroll position because it sits outside the scroll area.</w:t>
+      </w:r>
+    </w:p>
+    <w:p>
+      <w:pPr>
+        <w:pStyle w:val="ListBullet"/>
+        <w:ind w:left="360"/>
+      </w:pPr>
+      <w:r>
+        <w:t>update_mappings(results, dest_sections) — public API; pushes new data to the canvas and triggers repaint</w:t>
+      </w:r>
+    </w:p>
+    <w:p>
+      <w:pPr>
+        <w:pStyle w:val="Heading3"/>
+      </w:pPr>
+      <w:r>
+        <w:t xml:space="preserve">  MappingCanvas(QWidget) — custom painted</w:t>
+      </w:r>
+    </w:p>
+    <w:p>
+      <w:pPr/>
+      <w:r>
+        <w:t>Draws source boxes on the left (~42% of canvas width) and destination boxes on the right (~42%), with bezier connector curves in the middle. Both columns stack all sections in document order. resizeEvent triggers _recalculate() so the layout adapts when the splitter is dragged.</w:t>
+      </w:r>
+    </w:p>
+    <w:p>
+      <w:pPr>
+        <w:pStyle w:val="Heading3"/>
+      </w:pPr>
+      <w:r>
+        <w:t xml:space="preserve">  Source Box Colors</w:t>
+      </w:r>
+    </w:p>
+    <w:p>
+      <w:pPr>
+        <w:pStyle w:val="ListBullet"/>
+        <w:ind w:left="360"/>
+      </w:pPr>
+      <w:r>
+        <w:t>AUTO / MANUAL — #DCFCE7 fill, #16A34A border (green)</w:t>
+      </w:r>
+    </w:p>
+    <w:p>
+      <w:pPr>
+        <w:pStyle w:val="ListBullet"/>
+        <w:ind w:left="360"/>
+      </w:pPr>
+      <w:r>
+        <w:t>REVIEW — #FEF3C7 fill, #D97706 border (amber)</w:t>
+      </w:r>
+    </w:p>
+    <w:p>
+      <w:pPr>
+        <w:pStyle w:val="ListBullet"/>
+        <w:ind w:left="360"/>
+      </w:pPr>
+      <w:r>
+        <w:t>UNMAPPED — #FEF2F2 fill, #DC2626 border (red)</w:t>
+      </w:r>
+    </w:p>
+    <w:p>
+      <w:pPr>
+        <w:pStyle w:val="ListBullet"/>
+        <w:ind w:left="360"/>
+      </w:pPr>
+      <w:r>
+        <w:t>SKIPPED — #EFF6FF fill, #2563EB border (blue)</w:t>
+      </w:r>
+    </w:p>
+    <w:p>
+      <w:pPr>
+        <w:pStyle w:val="Heading3"/>
+      </w:pPr>
+      <w:r>
+        <w:t xml:space="preserve">  Destination Box Colors</w:t>
+      </w:r>
+    </w:p>
+    <w:p>
+      <w:pPr/>
+      <w:r>
+        <w:t>Destination boxes use only two colors — red and amber are not used because a destination section is either reachable or not:</w:t>
+      </w:r>
+    </w:p>
+    <w:p>
+      <w:pPr>
+        <w:pStyle w:val="ListBullet"/>
+        <w:ind w:left="360"/>
+      </w:pPr>
+      <w:r>
+        <w:t>≥1 active source maps to it — green fill (#DCFCE7), green border (#16A34A)</w:t>
+      </w:r>
+    </w:p>
+    <w:p>
+      <w:pPr>
+        <w:pStyle w:val="ListBullet"/>
+        <w:ind w:left="360"/>
+      </w:pPr>
+      <w:r>
+        <w:t>Nothing maps to it — blue fill (#EFF6FF), blue border (#2563EB)</w:t>
+      </w:r>
+    </w:p>
+    <w:p>
+      <w:pPr/>
+      <w:r>
+        <w:t>'Active' means the source's status is not UNMAPPED or SKIPPED — those statuses produce no migration output.</w:t>
+      </w:r>
+    </w:p>
+    <w:p>
+      <w:pPr>
+        <w:pStyle w:val="Heading3"/>
+      </w:pPr>
+      <w:r>
+        <w:t xml:space="preserve">  Connector Lines</w:t>
+      </w:r>
+    </w:p>
+    <w:p>
+      <w:pPr>
+        <w:pStyle w:val="ListBullet"/>
+        <w:ind w:left="360"/>
+      </w:pPr>
+      <w:r>
+        <w:t>Cubic bezier curves from source box right-edge midpoint to destination box left-edge midpoint</w:t>
+      </w:r>
+    </w:p>
+    <w:p>
+      <w:pPr>
+        <w:pStyle w:val="ListBullet"/>
+        <w:ind w:left="360"/>
+      </w:pPr>
+      <w:r>
+        <w:t>Color = _STATUS_BORDER[result.status] (green, amber, red, or blue)</w:t>
+      </w:r>
+    </w:p>
+    <w:p>
+      <w:pPr>
+        <w:pStyle w:val="ListBullet"/>
+        <w:ind w:left="360"/>
+      </w:pPr>
+      <w:r>
+        <w:t>Only drawn for results where dest_section is not None AND status is not UNMAPPED or SKIPPED</w:t>
+      </w:r>
+    </w:p>
+    <w:p>
+      <w:pPr>
+        <w:pStyle w:val="ListBullet"/>
+        <w:ind w:left="360"/>
+      </w:pPr>
+      <w:r>
+        <w:t>Line width 1.6px, Qt.RoundCap style</w:t>
+      </w:r>
+    </w:p>
+    <w:p>
+      <w:pPr>
+        <w:pStyle w:val="Heading3"/>
+      </w:pPr>
+      <w:r>
+        <w:t xml:space="preserve">  _recalculate()</w:t>
+      </w:r>
+    </w:p>
+    <w:p>
+      <w:pPr/>
+      <w:r>
+        <w:t>Called on set_data() and resizeEvent. Computes all box positions. Source boxes: stacked top-to-bottom in self._results order. Destination boxes: all sections from self._dest_sections stacked top-to-bottom in document order. Box heights calculated via QFontMetrics.boundingRect() with Qt.TextWordWrap so long titles wrap correctly. Calls setMinimumHeight(total_content_height) so the QScrollArea knows the scrollable extent.</w:t>
+      </w:r>
+    </w:p>
+    <w:p>
+      <w:pPr>
+        <w:pStyle w:val="Heading2"/>
+      </w:pPr>
+      <w:r>
+        <w:t>5.5 widgets.py</w:t>
       </w:r>
     </w:p>
     <w:p>
@@ -2565,6 +2968,70 @@
           </w:tcPr>
           <w:p>
             <w:r>
+              <w:t>MINIMUM_WINDOW_WIDTH</w:t>
+            </w:r>
+          </w:p>
+        </w:tc>
+        <w:tc>
+          <w:tcPr>
+            <w:tcW w:type="dxa" w:w="3135"/>
+          </w:tcPr>
+          <w:p>
+            <w:r>
+              <w:t>860</w:t>
+            </w:r>
+          </w:p>
+        </w:tc>
+        <w:tc>
+          <w:tcPr>
+            <w:tcW w:type="dxa" w:w="3135"/>
+          </w:tcPr>
+          <w:p>
+            <w:r>
+              <w:t>Hard minimum window width (px)</w:t>
+            </w:r>
+          </w:p>
+        </w:tc>
+      </w:tr>
+      <w:tr>
+        <w:tc>
+          <w:tcPr>
+            <w:tcW w:type="dxa" w:w="3135"/>
+          </w:tcPr>
+          <w:p>
+            <w:r>
+              <w:t>MINIMUM_WINDOW_HEIGHT</w:t>
+            </w:r>
+          </w:p>
+        </w:tc>
+        <w:tc>
+          <w:tcPr>
+            <w:tcW w:type="dxa" w:w="3135"/>
+          </w:tcPr>
+          <w:p>
+            <w:r>
+              <w:t>600</w:t>
+            </w:r>
+          </w:p>
+        </w:tc>
+        <w:tc>
+          <w:tcPr>
+            <w:tcW w:type="dxa" w:w="3135"/>
+          </w:tcPr>
+          <w:p>
+            <w:r>
+              <w:t>Hard minimum window height (px)</w:t>
+            </w:r>
+          </w:p>
+        </w:tc>
+      </w:tr>
+      <w:tr>
+        <w:tc>
+          <w:tcPr>
+            <w:tcW w:type="dxa" w:w="3135"/>
+          </w:tcPr>
+          <w:p>
+            <w:r>
               <w:t>TAB_BUTTON_WIDTH</w:t>
             </w:r>
           </w:p>
@@ -2622,6 +3089,102 @@
           </w:p>
         </w:tc>
       </w:tr>
+      <w:tr>
+        <w:tc>
+          <w:tcPr>
+            <w:tcW w:type="dxa" w:w="3135"/>
+          </w:tcPr>
+          <w:p>
+            <w:r>
+              <w:t>_FONT_SIZE (visualizer)</w:t>
+            </w:r>
+          </w:p>
+        </w:tc>
+        <w:tc>
+          <w:tcPr>
+            <w:tcW w:type="dxa" w:w="3135"/>
+          </w:tcPr>
+          <w:p>
+            <w:r>
+              <w:t>10 pt</w:t>
+            </w:r>
+          </w:p>
+        </w:tc>
+        <w:tc>
+          <w:tcPr>
+            <w:tcW w:type="dxa" w:w="3135"/>
+          </w:tcPr>
+          <w:p>
+            <w:r>
+              <w:t>Box text and header font size in visualizer</w:t>
+            </w:r>
+          </w:p>
+        </w:tc>
+      </w:tr>
+      <w:tr>
+        <w:tc>
+          <w:tcPr>
+            <w:tcW w:type="dxa" w:w="3135"/>
+          </w:tcPr>
+          <w:p>
+            <w:r>
+              <w:t>_BOX_GAP (visualizer)</w:t>
+            </w:r>
+          </w:p>
+        </w:tc>
+        <w:tc>
+          <w:tcPr>
+            <w:tcW w:type="dxa" w:w="3135"/>
+          </w:tcPr>
+          <w:p>
+            <w:r>
+              <w:t>8 px</w:t>
+            </w:r>
+          </w:p>
+        </w:tc>
+        <w:tc>
+          <w:tcPr>
+            <w:tcW w:type="dxa" w:w="3135"/>
+          </w:tcPr>
+          <w:p>
+            <w:r>
+              <w:t>Vertical gap between boxes in visualizer</w:t>
+            </w:r>
+          </w:p>
+        </w:tc>
+      </w:tr>
+      <w:tr>
+        <w:tc>
+          <w:tcPr>
+            <w:tcW w:type="dxa" w:w="3135"/>
+          </w:tcPr>
+          <w:p>
+            <w:r>
+              <w:t>_LINE_WIDTH (visualizer)</w:t>
+            </w:r>
+          </w:p>
+        </w:tc>
+        <w:tc>
+          <w:tcPr>
+            <w:tcW w:type="dxa" w:w="3135"/>
+          </w:tcPr>
+          <w:p>
+            <w:r>
+              <w:t>1.6 px</w:t>
+            </w:r>
+          </w:p>
+        </w:tc>
+        <w:tc>
+          <w:tcPr>
+            <w:tcW w:type="dxa" w:w="3135"/>
+          </w:tcPr>
+          <w:p>
+            <w:r>
+              <w:t>Connector line stroke width in visualizer</w:t>
+            </w:r>
+          </w:p>
+        </w:tc>
+      </w:tr>
     </w:tbl>
     <w:p/>
     <w:p>
@@ -2643,7 +3206,7 @@
     <w:p>
       <w:pPr/>
       <w:r>
-        <w:t>QComboBox separator items return '' from itemText(i). Any loop checking item text for validity must guard against empty text or separators will be incorrectly treated as valid selections. See _SearchLineEdit._revert_if_invalid.</w:t>
+        <w:t>QComboBox separator items return '' from itemText(i). Any loop checking item text for validity must guard against empty text or separators will be incorrectly treated as valid selections. See _SearchLineEdit._revert_if_invalid().</w:t>
       </w:r>
     </w:p>
     <w:p>
@@ -2679,13 +3242,13 @@
         <w:pStyle w:val="Heading3"/>
       </w:pPr>
       <w:r>
-        <w:t xml:space="preserve">  Word outline level XML (custom heading styles)</w:t>
+        <w:t xml:space="preserve">  Custom heading styles — resolved by Strategy 3</w:t>
       </w:r>
     </w:p>
     <w:p>
       <w:pPr/>
       <w:r>
-        <w:t>Documents using custom style names that do not follow the 'Heading N' naming convention will still be detected if the &lt;w:outlineLvl&gt; attribute is set. Documents that set neither the style name nor the outline level will not have their headings recognized.</w:t>
+        <w:t>Documents using styles like P_Heading_1_numbered that inherit from built-in Heading styles via Word's 'Style based on' setting are now fully detected by the basedOn chain walk (Strategy 3 in _get_heading_level). This was a gap that previously caused entire documents with custom heading styles to appear sectionless.</w:t>
       </w:r>
     </w:p>
     <w:p>
@@ -2714,6 +3277,34 @@
       <w:pPr/>
       <w:r>
         <w:t>List numbering definitions use document-local integer IDs. ContentMigrator copies abstractNum definitions into the destination's numbering.xml with fresh non-conflicting IDs. Malformed numbering XML is caught and silently skipped — the paragraph migrates without list formatting.</w:t>
+      </w:r>
+    </w:p>
+    <w:p>
+      <w:pPr>
+        <w:pStyle w:val="Heading3"/>
+      </w:pPr>
+      <w:r>
+        <w:t xml:space="preserve">  Visualizer legend alignment</w:t>
+      </w:r>
+    </w:p>
+    <w:p>
+      <w:pPr/>
+      <w:r>
+        <w:t>The color-key legend for the visualizer panel must live inside the MappingVisualizerWidget (below the QScrollArea), NOT in the main status bar. The status bar sits outside the QSplitter; the visualizer panel is inside it. Placing the legend in the status bar creates a height mismatch because the two widgets have no shared Y reference when content heights differ.</w:t>
+      </w:r>
+    </w:p>
+    <w:p>
+      <w:pPr>
+        <w:pStyle w:val="Heading3"/>
+      </w:pPr>
+      <w:r>
+        <w:t xml:space="preserve">  PyInstaller --onefile startup time</w:t>
+      </w:r>
+    </w:p>
+    <w:p>
+      <w:pPr/>
+      <w:r>
+        <w:t>--onefile extracts all bundled files to a temp directory on every launch, causing approximately 10 second cold-start times. Use --onedir for faster startup at the cost of distributing a folder rather than a single file.</w:t>
       </w:r>
     </w:p>
     <w:p>
